--- a/docs/releases/demo/press-release.docx
+++ b/docs/releases/demo/press-release.docx
@@ -142,7 +142,7 @@
           <w:color w:val="2E2E2E"/>
           <w:sz w:val="22"/>
         </w:rPr>
-        <w:t>Блок «О лейбле» — постоянный текст, одинаковый во всех пресс-релизах. Формулировка ещё не согласована: [УТОЧНИТЬ].</w:t>
+        <w:t>FANCYMUSIC — музыкальный рекорд-лейбл, направленный на издание новой актуальной русской музыки различных направлений. Это свободная платформа для широкого спектра современных российских композиторов и музыкантов, а также основа для появления новых имён.</w:t>
       </w:r>
     </w:p>
     <w:p>
